--- a/submission_package/02_Title_Page.docx
+++ b/submission_package/02_Title_Page.docx
@@ -54,7 +54,7 @@
           <w:rFonts w:ascii="Times New Roman" w:hAnsi="Times New Roman"/>
           <w:b/>
         </w:rPr>
-        <w:t>Dr. R N Thakur</w:t>
+        <w:t>Prof. Dr. R.N. Thakur</w:t>
       </w:r>
       <w:r>
         <w:rPr>
@@ -73,9 +73,9 @@
           <w:rFonts w:ascii="Times New Roman" w:hAnsi="Times New Roman"/>
           <w:sz w:val="23"/>
         </w:rPr>
-        <w:t>1 Department of Information Technology, Lord Buddha Education Foundation (LBEF Campus), Kathmandu 44600, Nepal</w:t>
+        <w:t>1 Research Department, Lord Buddha Education Foundation (LBEF Campus), Kathmandu 44600, Nepal</w:t>
         <w:br/>
-        <w:t>2 Department of Computer Science and Engineering, School of Engineering and Technology, Noida International University, Greater Noida, Uttar Pradesh 203201, India</w:t>
+        <w:t>2 Department of Computer Science and Engineering, School of Sciences, Noida International University, Greater Noida, Uttar Pradesh 203201, India</w:t>
         <w:br/>
         <w:t>* Corresponding Author: dipesh.gurung@lbef.edu.np</w:t>
       </w:r>
@@ -113,7 +113,7 @@
           <w:rFonts w:ascii="Times New Roman" w:hAnsi="Times New Roman"/>
           <w:sz w:val="23"/>
         </w:rPr>
-        <w:t>Dipesh Gurung</w:t>
+        <w:t>Dipesh Gurung, M.Sc.</w:t>
       </w:r>
     </w:p>
     <w:p>
@@ -134,7 +134,7 @@
           <w:rFonts w:ascii="Times New Roman" w:hAnsi="Times New Roman"/>
           <w:sz w:val="23"/>
         </w:rPr>
-        <w:t>Assistant Professor &amp; Researcher</w:t>
+        <w:t>Research Associate</w:t>
       </w:r>
     </w:p>
     <w:p>
@@ -148,14 +148,35 @@
           <w:b/>
           <w:sz w:val="23"/>
         </w:rPr>
-        <w:t xml:space="preserve">Department / Faculty: </w:t>
+        <w:t xml:space="preserve">Department: </w:t>
       </w:r>
       <w:r>
         <w:rPr>
           <w:rFonts w:ascii="Times New Roman" w:hAnsi="Times New Roman"/>
           <w:sz w:val="23"/>
         </w:rPr>
-        <w:t>Department of Information Technology, Lord Buddha Education Foundation (LBEF Campus)</w:t>
+        <w:t>Research Department</w:t>
+      </w:r>
+    </w:p>
+    <w:p>
+      <w:pPr>
+        <w:spacing w:before="0" w:after="40" w:line="276" w:lineRule="auto"/>
+        <w:jc w:val="left"/>
+      </w:pPr>
+      <w:r>
+        <w:rPr>
+          <w:rFonts w:ascii="Times New Roman" w:hAnsi="Times New Roman"/>
+          <w:b/>
+          <w:sz w:val="23"/>
+        </w:rPr>
+        <w:t xml:space="preserve">Institution: </w:t>
+      </w:r>
+      <w:r>
+        <w:rPr>
+          <w:rFonts w:ascii="Times New Roman" w:hAnsi="Times New Roman"/>
+          <w:sz w:val="23"/>
+        </w:rPr>
+        <w:t>Lord Buddha Education Foundation (LBEF Campus)</w:t>
       </w:r>
     </w:p>
     <w:p>
@@ -275,7 +296,7 @@
           <w:rFonts w:ascii="Times New Roman" w:hAnsi="Times New Roman"/>
           <w:sz w:val="23"/>
         </w:rPr>
-        <w:t>Binod Bhattarai, Assistant Professor &amp; Ph.D. Candidate, Noida International University, India. Email: binod25@gmail.com. ORCID: 0009-0006-6691-5264.</w:t>
+        <w:t>Binod Bhattarai, Ph.D. Scholar, Department of Computer Science and Engineering, School of Sciences, Noida International University (NIU), Greater Noida, Uttar Pradesh 203201, India. Email: binod25@gmail.com. ORCID: 0009-0006-6691-5264.</w:t>
       </w:r>
     </w:p>
     <w:p>
@@ -289,14 +310,14 @@
           <w:b/>
           <w:sz w:val="23"/>
         </w:rPr>
-        <w:t xml:space="preserve">Dr. R N Thakur: </w:t>
+        <w:t xml:space="preserve">Prof. Dr. R.N. Thakur: </w:t>
       </w:r>
       <w:r>
         <w:rPr>
           <w:rFonts w:ascii="Times New Roman" w:hAnsi="Times New Roman"/>
           <w:sz w:val="23"/>
         </w:rPr>
-        <w:t>Prof. Dr. R.N. Thakur, Professor &amp; Dean, Lord Buddha Education Foundation, Kathmandu, Nepal. Email: rn.thakur@lbef.edu.np.</w:t>
+        <w:t>Prof. Dr. R.N. Thakur, Dean, Academics, Lord Buddha Education Foundation (LBEF Campus), Kathmandu 44600, Nepal. Email: rn.thakur@lbef.edu.np. ORCID: 0000-0003-3911-4358.</w:t>
       </w:r>
     </w:p>
     <w:p>
